--- a/reports/AEGENT-SlowMist-Security-Assessment-2026-07-Executive-Summary.docx
+++ b/reports/AEGENT-SlowMist-Security-Assessment-2026-07-Executive-Summary.docx
@@ -4,87 +4,469 @@
   <w:body>
     <w:p>
       <w:pPr>
-        <w:spacing w:before="0" w:after="0"/>
-        <w:jc w:val="center"/>
+        <w:pageBreakBefore w:val="0"/>
+        <w:spacing w:before="0" w:after="40"/>
       </w:pPr>
       <w:r>
-        <w:drawing>
-          <wp:inline xmlns:a="http://schemas.openxmlformats.org/drawingml/2006/main" xmlns:pic="http://schemas.openxmlformats.org/drawingml/2006/picture">
-            <wp:extent cx="7562088" cy="10689336"/>
-            <wp:docPr id="1" name="Picture 1" descr="AEGENT SlowMist Security Assessment Executive Summary, page 1"/>
-            <wp:cNvGraphicFramePr>
-              <a:graphicFrameLocks noChangeAspect="1"/>
-            </wp:cNvGraphicFramePr>
-            <a:graphic>
-              <a:graphicData uri="http://schemas.openxmlformats.org/drawingml/2006/picture">
-                <pic:pic>
-                  <pic:nvPicPr>
-                    <pic:cNvPr id="0" name="page-01.png"/>
-                    <pic:cNvPicPr/>
-                  </pic:nvPicPr>
-                  <pic:blipFill>
-                    <a:blip r:embed="rId9"/>
-                    <a:stretch>
-                      <a:fillRect/>
-                    </a:stretch>
-                  </pic:blipFill>
-                  <pic:spPr>
-                    <a:xfrm>
-                      <a:off x="0" y="0"/>
-                      <a:ext cx="7562088" cy="10689336"/>
-                    </a:xfrm>
-                    <a:prstGeom prst="rect"/>
-                  </pic:spPr>
-                </pic:pic>
-              </a:graphicData>
-            </a:graphic>
-          </wp:inline>
-        </w:drawing>
+        <w:rPr>
+          <w:rFonts w:ascii="Arial" w:hAnsi="Arial"/>
+          <w:b/>
+          <w:color w:val="1677FF"/>
+          <w:sz w:val="17"/>
+        </w:rPr>
+        <w:t>EDITABLE PAGE 01  |  AEGENT SECURITY EVIDENCE</w:t>
       </w:r>
     </w:p>
     <w:p>
       <w:pPr>
-        <w:spacing w:before="0" w:after="0"/>
-        <w:jc w:val="center"/>
+        <w:spacing w:before="0" w:after="40"/>
       </w:pPr>
       <w:r>
-        <w:drawing>
-          <wp:inline xmlns:a="http://schemas.openxmlformats.org/drawingml/2006/main" xmlns:pic="http://schemas.openxmlformats.org/drawingml/2006/picture">
-            <wp:extent cx="7562088" cy="10689336"/>
-            <wp:docPr id="2" name="Picture 2" descr="AEGENT SlowMist Security Assessment Executive Summary, page 2"/>
-            <wp:cNvGraphicFramePr>
-              <a:graphicFrameLocks noChangeAspect="1"/>
-            </wp:cNvGraphicFramePr>
-            <a:graphic>
-              <a:graphicData uri="http://schemas.openxmlformats.org/drawingml/2006/picture">
-                <pic:pic>
-                  <pic:nvPicPr>
-                    <pic:cNvPr id="0" name="page-02.png"/>
-                    <pic:cNvPicPr/>
-                  </pic:nvPicPr>
-                  <pic:blipFill>
-                    <a:blip r:embed="rId10"/>
-                    <a:stretch>
-                      <a:fillRect/>
-                    </a:stretch>
-                  </pic:blipFill>
-                  <pic:spPr>
-                    <a:xfrm>
-                      <a:off x="0" y="0"/>
-                      <a:ext cx="7562088" cy="10689336"/>
-                    </a:xfrm>
-                    <a:prstGeom prst="rect"/>
-                  </pic:spPr>
-                </pic:pic>
-              </a:graphicData>
-            </a:graphic>
-          </wp:inline>
-        </w:drawing>
+        <w:rPr>
+          <w:rFonts w:ascii="Arial" w:hAnsi="Arial"/>
+          <w:b/>
+          <w:color w:val="E15454"/>
+          <w:sz w:val="13"/>
+        </w:rPr>
+        <w:t>SlowMist-issued AEGENT security assessment. SlowMist conducted this point-in-time security assessment and issues this report for the exact frozen scope and evidence identity recorded herein.</w:t>
       </w:r>
     </w:p>
+    <w:p>
+      <w:pPr>
+        <w:spacing w:before="0" w:after="60"/>
+      </w:pPr>
+      <w:r>
+        <w:rPr>
+          <w:rFonts w:ascii="Arial" w:hAnsi="Arial"/>
+          <w:color w:val="5E7184"/>
+          <w:sz w:val="11"/>
+        </w:rPr>
+        <w:t>Evidence run req223-20260731T134906328Z-c14331b422a13df5 | Scope root cff85cbfc727272ccf234a69745299a4f73de007ee6ac7b6f9c6d6b9a31651e1 | Manifest ae20c397eec2941560d6048ec03746068d3bbf086de780e0cd2256d989c3b902</w:t>
+      </w:r>
+    </w:p>
+    <w:tbl>
+      <w:tblPr>
+        <w:tblW w:type="auto" w:w="0"/>
+        <w:jc w:val="center"/>
+        <w:tblLayout w:type="fixed"/>
+        <w:tblLook w:firstColumn="1" w:firstRow="1" w:lastColumn="0" w:lastRow="0" w:noHBand="0" w:noVBand="1" w:val="04A0"/>
+      </w:tblPr>
+      <w:tblGrid>
+        <w:gridCol w:w="5448"/>
+        <w:gridCol w:w="5448"/>
+      </w:tblGrid>
+      <w:tr>
+        <w:tc>
+          <w:tcPr>
+            <w:tcW w:type="dxa" w:w="3917"/>
+            <w:vAlign w:val="top"/>
+            <w:tcMar>
+              <w:top w:w="80" w:type="dxa"/>
+              <w:start w:w="80" w:type="dxa"/>
+              <w:bottom w:w="80" w:type="dxa"/>
+              <w:end w:w="80" w:type="dxa"/>
+            </w:tcMar>
+            <w:shd w:fill="EEF6FF"/>
+          </w:tcPr>
+          <w:p>
+            <w:pPr>
+              <w:spacing w:before="0" w:after="60"/>
+              <w:jc w:val="center"/>
+            </w:pPr>
+            <w:r>
+              <w:drawing>
+                <wp:inline xmlns:a="http://schemas.openxmlformats.org/drawingml/2006/main" xmlns:pic="http://schemas.openxmlformats.org/drawingml/2006/picture">
+                  <wp:extent cx="2286000" cy="3232281"/>
+                  <wp:docPr id="1" name="Picture 1"/>
+                  <wp:cNvGraphicFramePr>
+                    <a:graphicFrameLocks noChangeAspect="1"/>
+                  </wp:cNvGraphicFramePr>
+                  <a:graphic>
+                    <a:graphicData uri="http://schemas.openxmlformats.org/drawingml/2006/picture">
+                      <pic:pic>
+                        <pic:nvPicPr>
+                          <pic:cNvPr id="0" name="page-1.png"/>
+                          <pic:cNvPicPr/>
+                        </pic:nvPicPr>
+                        <pic:blipFill>
+                          <a:blip r:embed="rId9"/>
+                          <a:stretch>
+                            <a:fillRect/>
+                          </a:stretch>
+                        </pic:blipFill>
+                        <pic:spPr>
+                          <a:xfrm>
+                            <a:off x="0" y="0"/>
+                            <a:ext cx="2286000" cy="3232281"/>
+                          </a:xfrm>
+                          <a:prstGeom prst="rect"/>
+                        </pic:spPr>
+                      </pic:pic>
+                    </a:graphicData>
+                  </a:graphic>
+                </wp:inline>
+              </w:drawing>
+            </w:r>
+          </w:p>
+          <w:p>
+            <w:pPr>
+              <w:spacing w:before="20" w:after="0"/>
+              <w:jc w:val="center"/>
+            </w:pPr>
+            <w:r>
+              <w:rPr>
+                <w:rFonts w:ascii="Arial" w:hAnsi="Arial"/>
+                <w:b/>
+                <w:color w:val="1677FF"/>
+                <w:sz w:val="12"/>
+              </w:rPr>
+              <w:t>VECTOR PDF PAGE PREVIEW</w:t>
+            </w:r>
+          </w:p>
+        </w:tc>
+        <w:tc>
+          <w:tcPr>
+            <w:tcW w:type="dxa" w:w="6941"/>
+            <w:vAlign w:val="top"/>
+            <w:tcMar>
+              <w:top w:w="80" w:type="dxa"/>
+              <w:start w:w="120" w:type="dxa"/>
+              <w:bottom w:w="80" w:type="dxa"/>
+              <w:end w:w="100" w:type="dxa"/>
+            </w:tcMar>
+            <w:shd w:fill="FFFFFF"/>
+          </w:tcPr>
+          <w:p>
+            <w:pPr>
+              <w:spacing w:before="0" w:after="0" w:line="228" w:lineRule="auto"/>
+            </w:pPr>
+            <w:r>
+              <w:rPr>
+                <w:rFonts w:ascii="Arial" w:hAnsi="Arial"/>
+                <w:color w:val="172B4D"/>
+                <w:sz w:val="14"/>
+              </w:rPr>
+              <w:t>SMART CONTRACT SECURITY ASSESSMENT</w:t>
+              <w:br/>
+              <w:t>AEGENT Protocol</w:t>
+              <w:br/>
+              <w:t>Executive Summary</w:t>
+              <w:br/>
+              <w:t>EVIDENCE RUN req223-20260731T134906328Z-c14331b422a13df5</w:t>
+              <w:br/>
+              <w:t>Frozen source snapshot · context-bound evidence</w:t>
+              <w:br/>
+              <w:t>REPORT ISSUER AND EVIDENCE</w:t>
+              <w:br/>
+              <w:t>Issued by SlowMist · AEGENT smart contract assessment</w:t>
+              <w:br/>
+              <w:t>ASSESSMENT SCOPE</w:t>
+              <w:br/>
+              <w:t>11 production Solidity files · frozen source scope</w:t>
+              <w:br/>
+              <w:t>SlowMist conducted this point-in-time security assessment and issues this report for the exact frozen scope and evidence identity recorded herein.</w:t>
+              <w:br/>
+              <w:t>Assessment date · 31 July 2026</w:t>
+              <w:br/>
+              <w:t>Scope root cff85cbfc727272ccf234a69745299a4f73de007ee6ac7b6f9c6d6b9a31651e1</w:t>
+              <w:br/>
+              <w:t>Manifest ae20c397eec2941560d6048ec03746068d3bbf086de780e0cd2256d989c3b902</w:t>
+            </w:r>
+          </w:p>
+        </w:tc>
+      </w:tr>
+    </w:tbl>
+    <w:p>
+      <w:pPr>
+        <w:pageBreakBefore/>
+        <w:spacing w:before="0" w:after="40"/>
+      </w:pPr>
+      <w:r>
+        <w:rPr>
+          <w:rFonts w:ascii="Arial" w:hAnsi="Arial"/>
+          <w:b/>
+          <w:color w:val="1677FF"/>
+          <w:sz w:val="17"/>
+        </w:rPr>
+        <w:t>EDITABLE PAGE 02  |  AEGENT SECURITY EVIDENCE</w:t>
+      </w:r>
+    </w:p>
+    <w:p>
+      <w:pPr>
+        <w:spacing w:before="0" w:after="40"/>
+      </w:pPr>
+      <w:r>
+        <w:rPr>
+          <w:rFonts w:ascii="Arial" w:hAnsi="Arial"/>
+          <w:b/>
+          <w:color w:val="E15454"/>
+          <w:sz w:val="13"/>
+        </w:rPr>
+        <w:t>SlowMist-issued AEGENT security assessment. SlowMist conducted this point-in-time security assessment and issues this report for the exact frozen scope and evidence identity recorded herein.</w:t>
+      </w:r>
+    </w:p>
+    <w:p>
+      <w:pPr>
+        <w:spacing w:before="0" w:after="60"/>
+      </w:pPr>
+      <w:r>
+        <w:rPr>
+          <w:rFonts w:ascii="Arial" w:hAnsi="Arial"/>
+          <w:color w:val="5E7184"/>
+          <w:sz w:val="11"/>
+        </w:rPr>
+        <w:t>Evidence run req223-20260731T134906328Z-c14331b422a13df5 | Scope root cff85cbfc727272ccf234a69745299a4f73de007ee6ac7b6f9c6d6b9a31651e1 | Manifest ae20c397eec2941560d6048ec03746068d3bbf086de780e0cd2256d989c3b902</w:t>
+      </w:r>
+    </w:p>
+    <w:tbl>
+      <w:tblPr>
+        <w:tblW w:type="auto" w:w="0"/>
+        <w:jc w:val="center"/>
+        <w:tblLayout w:type="fixed"/>
+        <w:tblLook w:firstColumn="1" w:firstRow="1" w:lastColumn="0" w:lastRow="0" w:noHBand="0" w:noVBand="1" w:val="04A0"/>
+      </w:tblPr>
+      <w:tblGrid>
+        <w:gridCol w:w="5448"/>
+        <w:gridCol w:w="5448"/>
+      </w:tblGrid>
+      <w:tr>
+        <w:tc>
+          <w:tcPr>
+            <w:tcW w:type="dxa" w:w="3917"/>
+            <w:vAlign w:val="top"/>
+            <w:tcMar>
+              <w:top w:w="80" w:type="dxa"/>
+              <w:start w:w="80" w:type="dxa"/>
+              <w:bottom w:w="80" w:type="dxa"/>
+              <w:end w:w="80" w:type="dxa"/>
+            </w:tcMar>
+            <w:shd w:fill="EEF6FF"/>
+          </w:tcPr>
+          <w:p>
+            <w:pPr>
+              <w:spacing w:before="0" w:after="60"/>
+              <w:jc w:val="center"/>
+            </w:pPr>
+            <w:r>
+              <w:drawing>
+                <wp:inline xmlns:a="http://schemas.openxmlformats.org/drawingml/2006/main" xmlns:pic="http://schemas.openxmlformats.org/drawingml/2006/picture">
+                  <wp:extent cx="2286000" cy="3232281"/>
+                  <wp:docPr id="2" name="Picture 2"/>
+                  <wp:cNvGraphicFramePr>
+                    <a:graphicFrameLocks noChangeAspect="1"/>
+                  </wp:cNvGraphicFramePr>
+                  <a:graphic>
+                    <a:graphicData uri="http://schemas.openxmlformats.org/drawingml/2006/picture">
+                      <pic:pic>
+                        <pic:nvPicPr>
+                          <pic:cNvPr id="0" name="page-2.png"/>
+                          <pic:cNvPicPr/>
+                        </pic:nvPicPr>
+                        <pic:blipFill>
+                          <a:blip r:embed="rId10"/>
+                          <a:stretch>
+                            <a:fillRect/>
+                          </a:stretch>
+                        </pic:blipFill>
+                        <pic:spPr>
+                          <a:xfrm>
+                            <a:off x="0" y="0"/>
+                            <a:ext cx="2286000" cy="3232281"/>
+                          </a:xfrm>
+                          <a:prstGeom prst="rect"/>
+                        </pic:spPr>
+                      </pic:pic>
+                    </a:graphicData>
+                  </a:graphic>
+                </wp:inline>
+              </w:drawing>
+            </w:r>
+          </w:p>
+          <w:p>
+            <w:pPr>
+              <w:spacing w:before="20" w:after="0"/>
+              <w:jc w:val="center"/>
+            </w:pPr>
+            <w:r>
+              <w:rPr>
+                <w:rFonts w:ascii="Arial" w:hAnsi="Arial"/>
+                <w:b/>
+                <w:color w:val="1677FF"/>
+                <w:sz w:val="12"/>
+              </w:rPr>
+              <w:t>VECTOR PDF PAGE PREVIEW</w:t>
+            </w:r>
+          </w:p>
+        </w:tc>
+        <w:tc>
+          <w:tcPr>
+            <w:tcW w:type="dxa" w:w="6941"/>
+            <w:vAlign w:val="top"/>
+            <w:tcMar>
+              <w:top w:w="80" w:type="dxa"/>
+              <w:start w:w="120" w:type="dxa"/>
+              <w:bottom w:w="80" w:type="dxa"/>
+              <w:end w:w="100" w:type="dxa"/>
+            </w:tcMar>
+            <w:shd w:fill="FFFFFF"/>
+          </w:tcPr>
+          <w:p>
+            <w:pPr>
+              <w:spacing w:before="0" w:after="0" w:line="228" w:lineRule="auto"/>
+            </w:pPr>
+            <w:r>
+              <w:rPr>
+                <w:rFonts w:ascii="Arial" w:hAnsi="Arial"/>
+                <w:color w:val="172B4D"/>
+                <w:sz w:val="12"/>
+              </w:rPr>
+              <w:t>Focusing on Blockchain Ecosystem Security</w:t>
+              <w:br/>
+              <w:t>AEGENT | SLOWMIST SECURITY ASSESSMENT</w:t>
+              <w:br/>
+              <w:t>EXECUTIVE SUMMARY</w:t>
+              <w:br/>
+              <w:t>02 / 02</w:t>
+              <w:br/>
+              <w:t>Executive Security Dashboard</w:t>
+              <w:br/>
+              <w:t>Dense two-page decision summary · evidence run req223-20260731T134906328Z-c14331b422a13df5</w:t>
+              <w:br/>
+              <w:t>11</w:t>
+              <w:br/>
+              <w:t>PRODUCTION FILES</w:t>
+              <w:br/>
+              <w:t>hash-bound scope</w:t>
+              <w:br/>
+              <w:t>245+1</w:t>
+              <w:br/>
+              <w:t>CHAIN-56</w:t>
+              <w:br/>
+              <w:t>1 intentionally isolated</w:t>
+              <w:br/>
+              <w:t>1</w:t>
+              <w:br/>
+              <w:t>CHAIN-97</w:t>
+              <w:br/>
+              <w:t>wrong-chain evidence</w:t>
+              <w:br/>
+              <w:t>0</w:t>
+              <w:br/>
+              <w:t>OPEN FINDINGS</w:t>
+              <w:br/>
+              <w:t>9/9 verified</w:t>
+              <w:br/>
+              <w:t>Final frozen-run evidence</w:t>
+              <w:br/>
+              <w:t>245</w:t>
+              <w:br/>
+              <w:t>MAIN TESTS</w:t>
+              <w:br/>
+              <w:t>1 intentional</w:t>
+              <w:br/>
+              <w:t>0</w:t>
+              <w:br/>
+              <w:t>SOLHINT FINDINGS</w:t>
+              <w:br/>
+              <w:t>frozen toolchain</w:t>
+              <w:br/>
+              <w:t>0</w:t>
+              <w:br/>
+              <w:t>PROD ADVISORIES</w:t>
+              <w:br/>
+              <w:t>27 dev-only triaged</w:t>
+              <w:br/>
+              <w:t>N/A</w:t>
+              <w:br/>
+              <w:t>COVERAGE</w:t>
+              <w:br/>
+              <w:t>not collected</w:t>
+              <w:br/>
+              <w:t>Evidence and release status</w:t>
+              <w:br/>
+              <w:t>Dimension</w:t>
+              <w:br/>
+              <w:t>Result</w:t>
+              <w:br/>
+              <w:t>State</w:t>
+              <w:br/>
+              <w:t>Frozen source</w:t>
+              <w:br/>
+              <w:t>Root cff85cbf…31651e1</w:t>
+              <w:br/>
+              <w:t>Verified locally</w:t>
+              <w:br/>
+              <w:t>Build / tests</w:t>
+              <w:br/>
+              <w:t>34 compiled; 245+1; 1</w:t>
+              <w:br/>
+              <w:t>Evidence-bound</w:t>
+              <w:br/>
+              <w:t>Static analysis</w:t>
+              <w:br/>
+              <w:t>Solhint: 0 findings</w:t>
+              <w:br/>
+              <w:t>PASS</w:t>
+              <w:br/>
+              <w:t>Remediated items</w:t>
+              <w:br/>
+              <w:t>9 remediated + verified / 0 open</w:t>
+              <w:br/>
+              <w:t>VERIFIED</w:t>
+              <w:br/>
+              <w:t>Deployment / bytecode</w:t>
+              <w:br/>
+              <w:t>Not part of source run</w:t>
+              <w:br/>
+              <w:t>SEPARATE GATE</w:t>
+              <w:br/>
+              <w:t>Operational revalidation</w:t>
+              <w:br/>
+              <w:t>Deployment-stage evidence</w:t>
+              <w:br/>
+              <w:t>SEPARATE GATE</w:t>
+              <w:br/>
+              <w:t>Manifest</w:t>
+              <w:br/>
+              <w:t>ae20c397eec2941560d6048ec03746068d3bbf086de780e0cd2256d989c3b902</w:t>
+              <w:br/>
+              <w:t>Source</w:t>
+              <w:br/>
+              <w:t>cff85cbfc727272ccf234a69745299a4f73de007ee6ac7b6f9c6d6b9a31651e1</w:t>
+              <w:br/>
+              <w:t>Build</w:t>
+              <w:br/>
+              <w:t>54dda9d4ac9d0e6ce83d2bc863ae05be30e3a71dd6a8faecb8aa31a02afd2d16</w:t>
+              <w:br/>
+              <w:t>Toolchain</w:t>
+              <w:br/>
+              <w:t>89a6096feeea6b0fdc0f7ad564ccdd38e0e042382fd020a4c4d05a5c6ba910de</w:t>
+              <w:br/>
+              <w:t>Finding</w:t>
+              <w:br/>
+              <w:t>b586fa2c5916ebe964d17a593d20038d40dc8c3959591f2633806c3c55a45117</w:t>
+              <w:br/>
+              <w:t>Triage</w:t>
+              <w:br/>
+              <w:t>7b4943babf25f2c9ae78be34e2563022d4a120dc88eae5b366e20379b94e4bb1</w:t>
+              <w:br/>
+              <w:t>Summary</w:t>
+              <w:br/>
+              <w:t>112057d3eaa5f2e1c6552fb673b9f0e807406a442af666d84eb50865aba3a011</w:t>
+              <w:br/>
+              <w:t>DECISION</w:t>
+              <w:br/>
+              <w:t>The source assessment records 9 tracked items verified and 0 open. Mainnet activation remains conditioned on deployment,</w:t>
+              <w:br/>
+              <w:t>role/configuration, reserve and live operational evidence.</w:t>
+            </w:r>
+          </w:p>
+        </w:tc>
+      </w:tr>
+    </w:tbl>
     <w:sectPr>
-      <w:pgSz w:w="11909" w:h="16834"/>
-      <w:pgMar w:top="0" w:right="0" w:bottom="0" w:left="0" w:header="720" w:footer="720" w:gutter="0"/>
+      <w:pgSz w:w="11905" w:h="16838"/>
+      <w:pgMar w:top="461" w:right="504" w:bottom="461" w:left="504" w:header="144" w:footer="144" w:gutter="0"/>
       <w:cols w:space="720"/>
       <w:docGrid w:linePitch="360"/>
     </w:sectPr>
@@ -455,6 +837,10 @@
     <w:name w:val="Normal"/>
     <w:qFormat/>
     <w:rsid w:val="00FC693F"/>
+    <w:rPr>
+      <w:rFonts w:ascii="Arial" w:hAnsi="Arial"/>
+      <w:sz w:val="14"/>
+    </w:rPr>
   </w:style>
   <w:style w:type="paragraph" w:styleId="Header">
     <w:name w:val="header"/>
